--- a/mps-nivel-c/oficial/04_registros/AASP_Gerenciador/AASP01_Grupos-Usuarios/GQA-AASP01-001_Registro-de-GQA.docx
+++ b/mps-nivel-c/oficial/04_registros/AASP_Gerenciador/AASP01_Grupos-Usuarios/GQA-AASP01-001_Registro-de-GQA.docx
@@ -653,7 +653,7 @@
           <w:i w:val="0"/>
           <w:sz w:val="22"/>
         </w:rPr>
-        <w:t>Verificação independente da aderência do projeto AASP01 — Grupos de Usuários ao Processo-Padrão Organizacional (PRO-GPC-001) e às adaptações registradas (ADAP-AASP01-001), conforme a Estratégia de Garantia da Qualidade (EST-GPC-001). Esta é a auditoria intermediária prevista para projetos de Nível 2 de adaptação (GUIA-GPC-001, §5.2); a auditoria de encerramento ocorrerá na Sprint 4.</w:t>
+        <w:t>Verificação independente da aderência do projeto AASP01 — Grupos de Usuários ao Processo-Padrão Organizacional (PRO-GPC-001) e às adaptações registradas (ADAP-AASP01-001), conforme a Estratégia de Garantia da Qualidade (EST-GPC-001). Esta é a auditoria intermediária prevista para projetos de Nível 2 de adaptação (GUIA-GPC-001, §5.2); a auditoria de encerramento ocorrerá na Sprint 3.</w:t>
       </w:r>
     </w:p>
     <w:p>
@@ -1441,7 +1441,7 @@
                 <w:i w:val="0"/>
                 <w:sz w:val="20"/>
               </w:rPr>
-              <w:t>Previsto para a Sprint 4 (TAE e LI)</w:t>
+              <w:t>Previsto para a Sprint 3 (TAE e LI)</w:t>
             </w:r>
           </w:p>
         </w:tc>
@@ -3672,7 +3672,7 @@
                 <w:i w:val="0"/>
                 <w:sz w:val="20"/>
               </w:rPr>
-              <w:t>⏳ Sprint 4</w:t>
+              <w:t>⏳ Sprint 3</w:t>
             </w:r>
           </w:p>
         </w:tc>
@@ -3752,7 +3752,7 @@
                 <w:i w:val="0"/>
                 <w:sz w:val="20"/>
               </w:rPr>
-              <w:t>⏳ Sprint 4</w:t>
+              <w:t>⏳ Sprint 3</w:t>
             </w:r>
           </w:p>
         </w:tc>
@@ -4131,7 +4131,7 @@
                 <w:i w:val="0"/>
                 <w:sz w:val="20"/>
               </w:rPr>
-              <w:t>Concluir, no encerramento (Sprint 4), a avaliação de eficácia (CAP) e o registro de Lições Aprendidas (LI).</w:t>
+              <w:t>Concluir, no encerramento (Sprint 3), a avaliação de eficácia (CAP) e o registro de Lições Aprendidas (LI).</w:t>
             </w:r>
           </w:p>
         </w:tc>
@@ -4198,7 +4198,7 @@
           <w:i w:val="0"/>
           <w:sz w:val="22"/>
         </w:rPr>
-        <w:t xml:space="preserve"> auditoria de encerramento, na Sprint 4, cobrindo a homologação final, o Termo de Encerramento e Aceite e as Lições Aprendidas.</w:t>
+        <w:t xml:space="preserve"> auditoria de encerramento, na Sprint 3, cobrindo a homologação final, o Termo de Encerramento e Aceite e as Lições Aprendidas.</w:t>
       </w:r>
     </w:p>
     <w:p>

--- a/mps-nivel-c/oficial/04_registros/AASP_Gerenciador/AASP01_Grupos-Usuarios/GQA-AASP01-001_Registro-de-GQA.docx
+++ b/mps-nivel-c/oficial/04_registros/AASP_Gerenciador/AASP01_Grupos-Usuarios/GQA-AASP01-001_Registro-de-GQA.docx
@@ -4026,7 +4026,7 @@
                 <w:i w:val="0"/>
                 <w:sz w:val="20"/>
               </w:rPr>
-              <w:t>Garantir o registro do planejamento das sprints restantes (S3 e S4) na Planilha de Gestão.</w:t>
+              <w:t>Garantir o registro do planejamento das sprints restantes (S3) na Planilha de Gestão.</w:t>
             </w:r>
           </w:p>
         </w:tc>
